--- a/Course/5 Reference Guides/Reference Sheet (number, Big O, logic, SQL).docx
+++ b/Course/5 Reference Guides/Reference Sheet (number, Big O, logic, SQL).docx
@@ -7,11 +7,19 @@
         <w:pStyle w:val="Heading1"/>
       </w:pPr>
       <w:r>
+        <w:rPr>
+          <w:b w:val="0"/>
+          <w:i w:val="0"/>
+        </w:rPr>
         <w:t>Reference &amp; Formula Sheet — Numbers, Big O, Logic, SQL</w:t>
       </w:r>
     </w:p>
     <w:p>
       <w:r>
+        <w:rPr>
+          <w:b w:val="0"/>
+          <w:i w:val="0"/>
+        </w:rPr>
         <w:t>The high-frequency facts you should be able to recall instantly. Print it, stick it up, quiz yourself on it.</w:t>
       </w:r>
     </w:p>
@@ -27,6 +35,10 @@
         <w:pStyle w:val="Heading2"/>
       </w:pPr>
       <w:r>
+        <w:rPr>
+          <w:b w:val="0"/>
+          <w:i w:val="0"/>
+        </w:rPr>
         <w:t>🔢 Number &amp; data representation (1.4.1)</w:t>
       </w:r>
     </w:p>
@@ -35,6 +47,10 @@
         <w:pStyle w:val="Heading3"/>
       </w:pPr>
       <w:r>
+        <w:rPr>
+          <w:b w:val="0"/>
+          <w:i w:val="0"/>
+        </w:rPr>
         <w:t>Place values</w:t>
       </w:r>
     </w:p>
@@ -42,15 +58,22 @@
       <w:r>
         <w:rPr>
           <w:b/>
+          <w:i w:val="0"/>
         </w:rPr>
         <w:t>Binary (8-bit, unsigned):</w:t>
       </w:r>
       <w:r>
+        <w:rPr>
+          <w:b w:val="0"/>
+          <w:i w:val="0"/>
+        </w:rPr>
         <w:t xml:space="preserve"> </w:t>
       </w:r>
       <w:r>
         <w:rPr>
           <w:rFonts w:ascii="Consolas" w:hAnsi="Consolas"/>
+          <w:b w:val="0"/>
+          <w:i w:val="0"/>
           <w:sz w:val="19"/>
         </w:rPr>
         <w:t>128 64 32 16 8 4 2 1</w:t>
@@ -60,20 +83,31 @@
       <w:r>
         <w:rPr>
           <w:b/>
+          <w:i w:val="0"/>
         </w:rPr>
         <w:t>Hex digits:</w:t>
       </w:r>
       <w:r>
+        <w:rPr>
+          <w:b w:val="0"/>
+          <w:i w:val="0"/>
+        </w:rPr>
         <w:t xml:space="preserve"> </w:t>
       </w:r>
       <w:r>
         <w:rPr>
           <w:rFonts w:ascii="Consolas" w:hAnsi="Consolas"/>
+          <w:b w:val="0"/>
+          <w:i w:val="0"/>
           <w:sz w:val="19"/>
         </w:rPr>
         <w:t>0 1 2 3 4 5 6 7 8 9 A B C D E F</w:t>
       </w:r>
       <w:r>
+        <w:rPr>
+          <w:b w:val="0"/>
+          <w:i w:val="0"/>
+        </w:rPr>
         <w:t xml:space="preserve"> (A=10 … F=15)</w:t>
       </w:r>
     </w:p>
@@ -82,6 +116,10 @@
         <w:pStyle w:val="Heading3"/>
       </w:pPr>
       <w:r>
+        <w:rPr>
+          <w:b w:val="0"/>
+          <w:i w:val="0"/>
+        </w:rPr>
         <w:t>Conversions</w:t>
       </w:r>
     </w:p>
@@ -92,10 +130,15 @@
       <w:r>
         <w:rPr>
           <w:b/>
+          <w:i w:val="0"/>
         </w:rPr>
         <w:t>Binary → Denary:</w:t>
       </w:r>
       <w:r>
+        <w:rPr>
+          <w:b w:val="0"/>
+          <w:i w:val="0"/>
+        </w:rPr>
         <w:t xml:space="preserve"> add the place values where there is a 1.</w:t>
       </w:r>
     </w:p>
@@ -106,10 +149,15 @@
       <w:r>
         <w:rPr>
           <w:b/>
+          <w:i w:val="0"/>
         </w:rPr>
         <w:t>Denary → Binary:</w:t>
       </w:r>
       <w:r>
+        <w:rPr>
+          <w:b w:val="0"/>
+          <w:i w:val="0"/>
+        </w:rPr>
         <w:t xml:space="preserve"> subtract largest place values that fit, or repeatedly divide by 2 (remainders bottom-up).</w:t>
       </w:r>
     </w:p>
@@ -120,39 +168,61 @@
       <w:r>
         <w:rPr>
           <w:b/>
+          <w:i w:val="0"/>
         </w:rPr>
         <w:t>Binary ↔ Hex:</w:t>
       </w:r>
       <w:r>
+        <w:rPr>
+          <w:b w:val="0"/>
+          <w:i w:val="0"/>
+        </w:rPr>
         <w:t xml:space="preserve"> group bits in </w:t>
       </w:r>
       <w:r>
         <w:rPr>
           <w:b/>
+          <w:i w:val="0"/>
         </w:rPr>
         <w:t>nibbles of 4</w:t>
       </w:r>
       <w:r>
+        <w:rPr>
+          <w:b w:val="0"/>
+          <w:i w:val="0"/>
+        </w:rPr>
         <w:t xml:space="preserve">; each nibble = one hex digit. (e.g. </w:t>
       </w:r>
       <w:r>
         <w:rPr>
           <w:rFonts w:ascii="Consolas" w:hAnsi="Consolas"/>
+          <w:b w:val="0"/>
+          <w:i w:val="0"/>
           <w:sz w:val="19"/>
         </w:rPr>
         <w:t>1101 0110</w:t>
       </w:r>
       <w:r>
+        <w:rPr>
+          <w:b w:val="0"/>
+          <w:i w:val="0"/>
+        </w:rPr>
         <w:t xml:space="preserve"> = </w:t>
       </w:r>
       <w:r>
         <w:rPr>
           <w:rFonts w:ascii="Consolas" w:hAnsi="Consolas"/>
+          <w:b w:val="0"/>
+          <w:i w:val="0"/>
           <w:sz w:val="19"/>
         </w:rPr>
         <w:t>D6</w:t>
       </w:r>
       <w:r>
+        <w:rPr>
+          <w:b w:val="0"/>
+          <w:i w:val="0"/>
+        </w:rPr>
         <w:t>).</w:t>
       </w:r>
     </w:p>
@@ -163,10 +233,15 @@
       <w:r>
         <w:rPr>
           <w:b/>
+          <w:i w:val="0"/>
         </w:rPr>
         <w:t>Hex → Denary:</w:t>
       </w:r>
       <w:r>
+        <w:rPr>
+          <w:b w:val="0"/>
+          <w:i w:val="0"/>
+        </w:rPr>
         <w:t xml:space="preserve"> (first digit × 16) + second digit.</w:t>
       </w:r>
     </w:p>
@@ -175,6 +250,10 @@
         <w:pStyle w:val="Heading3"/>
       </w:pPr>
       <w:r>
+        <w:rPr>
+          <w:b w:val="0"/>
+          <w:i w:val="0"/>
+        </w:rPr>
         <w:t>Two's complement (signed)</w:t>
       </w:r>
     </w:p>
@@ -183,15 +262,24 @@
         <w:pStyle w:val="ListBullet"/>
       </w:pPr>
       <w:r>
+        <w:rPr>
+          <w:b w:val="0"/>
+          <w:i w:val="0"/>
+        </w:rPr>
         <w:t xml:space="preserve">Leftmost bit = </w:t>
       </w:r>
       <w:r>
         <w:rPr>
           <w:b/>
+          <w:i w:val="0"/>
         </w:rPr>
         <w:t>negative</w:t>
       </w:r>
       <w:r>
+        <w:rPr>
+          <w:b w:val="0"/>
+          <w:i w:val="0"/>
+        </w:rPr>
         <w:t xml:space="preserve"> place value (8-bit: −128).</w:t>
       </w:r>
     </w:p>
@@ -202,10 +290,15 @@
       <w:r>
         <w:rPr>
           <w:b/>
+          <w:i w:val="0"/>
         </w:rPr>
         <w:t>To negate:</w:t>
       </w:r>
       <w:r>
+        <w:rPr>
+          <w:b w:val="0"/>
+          <w:i w:val="0"/>
+        </w:rPr>
         <w:t xml:space="preserve"> invert all bits, then add 1.</w:t>
       </w:r>
     </w:p>
@@ -216,10 +309,15 @@
       <w:r>
         <w:rPr>
           <w:b/>
+          <w:i w:val="0"/>
         </w:rPr>
         <w:t>Subtraction A − B:</w:t>
       </w:r>
       <w:r>
+        <w:rPr>
+          <w:b w:val="0"/>
+          <w:i w:val="0"/>
+        </w:rPr>
         <w:t xml:space="preserve"> compute A + (two's complement of B).</w:t>
       </w:r>
     </w:p>
@@ -228,15 +326,24 @@
         <w:pStyle w:val="ListBullet"/>
       </w:pPr>
       <w:r>
+        <w:rPr>
+          <w:b w:val="0"/>
+          <w:i w:val="0"/>
+        </w:rPr>
         <w:t xml:space="preserve">Range of n bits (signed): </w:t>
       </w:r>
       <w:r>
         <w:rPr>
           <w:b/>
+          <w:i w:val="0"/>
         </w:rPr>
         <w:t>−2ⁿ⁻¹ to 2ⁿ⁻¹ − 1</w:t>
       </w:r>
       <w:r>
+        <w:rPr>
+          <w:b w:val="0"/>
+          <w:i w:val="0"/>
+        </w:rPr>
         <w:t xml:space="preserve"> (8-bit: −128 to +127).</w:t>
       </w:r>
     </w:p>
@@ -245,6 +352,10 @@
         <w:pStyle w:val="Heading3"/>
       </w:pPr>
       <w:r>
+        <w:rPr>
+          <w:b w:val="0"/>
+          <w:i w:val="0"/>
+        </w:rPr>
         <w:t>Shifts</w:t>
       </w:r>
     </w:p>
@@ -255,10 +366,15 @@
       <w:r>
         <w:rPr>
           <w:b/>
+          <w:i w:val="0"/>
         </w:rPr>
         <w:t>Logical left shift by n:</w:t>
       </w:r>
       <w:r>
+        <w:rPr>
+          <w:b w:val="0"/>
+          <w:i w:val="0"/>
+        </w:rPr>
         <w:t xml:space="preserve"> ×2ⁿ (zeros in on the right) — may overflow.</w:t>
       </w:r>
     </w:p>
@@ -269,10 +385,15 @@
       <w:r>
         <w:rPr>
           <w:b/>
+          <w:i w:val="0"/>
         </w:rPr>
         <w:t>Logical right shift by n:</w:t>
       </w:r>
       <w:r>
+        <w:rPr>
+          <w:b w:val="0"/>
+          <w:i w:val="0"/>
+        </w:rPr>
         <w:t xml:space="preserve"> ÷2ⁿ (zeros in on the left).</w:t>
       </w:r>
     </w:p>
@@ -283,10 +404,15 @@
       <w:r>
         <w:rPr>
           <w:b/>
+          <w:i w:val="0"/>
         </w:rPr>
         <w:t>Arithmetic right shift:</w:t>
       </w:r>
       <w:r>
+        <w:rPr>
+          <w:b w:val="0"/>
+          <w:i w:val="0"/>
+        </w:rPr>
         <w:t xml:space="preserve"> preserves the sign bit (for signed numbers).</w:t>
       </w:r>
     </w:p>
@@ -295,6 +421,10 @@
         <w:pStyle w:val="Heading3"/>
       </w:pPr>
       <w:r>
+        <w:rPr>
+          <w:b w:val="0"/>
+          <w:i w:val="0"/>
+        </w:rPr>
         <w:t>Floating point</w:t>
       </w:r>
     </w:p>
@@ -303,15 +433,24 @@
         <w:pStyle w:val="ListBullet"/>
       </w:pPr>
       <w:r>
+        <w:rPr>
+          <w:b w:val="0"/>
+          <w:i w:val="0"/>
+        </w:rPr>
         <w:t xml:space="preserve">Number = </w:t>
       </w:r>
       <w:r>
         <w:rPr>
           <w:b/>
+          <w:i w:val="0"/>
         </w:rPr>
         <w:t>mantissa × 2^exponent</w:t>
       </w:r>
       <w:r>
+        <w:rPr>
+          <w:b w:val="0"/>
+          <w:i w:val="0"/>
+        </w:rPr>
         <w:t>; mantissa and exponent both in two's complement.</w:t>
       </w:r>
     </w:p>
@@ -322,30 +461,47 @@
       <w:r>
         <w:rPr>
           <w:b/>
+          <w:i w:val="0"/>
         </w:rPr>
         <w:t>Normalised:</w:t>
       </w:r>
       <w:r>
+        <w:rPr>
+          <w:b w:val="0"/>
+          <w:i w:val="0"/>
+        </w:rPr>
         <w:t xml:space="preserve"> positive numbers start </w:t>
       </w:r>
       <w:r>
         <w:rPr>
           <w:rFonts w:ascii="Consolas" w:hAnsi="Consolas"/>
+          <w:b w:val="0"/>
+          <w:i w:val="0"/>
           <w:sz w:val="19"/>
         </w:rPr>
         <w:t>0.1…</w:t>
       </w:r>
       <w:r>
+        <w:rPr>
+          <w:b w:val="0"/>
+          <w:i w:val="0"/>
+        </w:rPr>
         <w:t xml:space="preserve">, negative numbers start </w:t>
       </w:r>
       <w:r>
         <w:rPr>
           <w:rFonts w:ascii="Consolas" w:hAnsi="Consolas"/>
+          <w:b w:val="0"/>
+          <w:i w:val="0"/>
           <w:sz w:val="19"/>
         </w:rPr>
         <w:t>1.0…</w:t>
       </w:r>
       <w:r>
+        <w:rPr>
+          <w:b w:val="0"/>
+          <w:i w:val="0"/>
+        </w:rPr>
         <w:t xml:space="preserve"> (first two bits differ).</w:t>
       </w:r>
     </w:p>
@@ -356,37 +512,57 @@
       <w:r>
         <w:rPr>
           <w:b/>
+          <w:i w:val="0"/>
         </w:rPr>
         <w:t>More mantissa bits →</w:t>
       </w:r>
       <w:r>
+        <w:rPr>
+          <w:b w:val="0"/>
+          <w:i w:val="0"/>
+        </w:rPr>
         <w:t xml:space="preserve"> greater </w:t>
       </w:r>
       <w:r>
         <w:rPr>
           <w:b/>
+          <w:i w:val="0"/>
         </w:rPr>
         <w:t>precision</w:t>
       </w:r>
       <w:r>
+        <w:rPr>
+          <w:b w:val="0"/>
+          <w:i w:val="0"/>
+        </w:rPr>
         <w:t xml:space="preserve">; </w:t>
       </w:r>
       <w:r>
         <w:rPr>
           <w:b/>
+          <w:i w:val="0"/>
         </w:rPr>
         <w:t>more exponent bits →</w:t>
       </w:r>
       <w:r>
+        <w:rPr>
+          <w:b w:val="0"/>
+          <w:i w:val="0"/>
+        </w:rPr>
         <w:t xml:space="preserve"> greater </w:t>
       </w:r>
       <w:r>
         <w:rPr>
           <w:b/>
+          <w:i w:val="0"/>
         </w:rPr>
         <w:t>range</w:t>
       </w:r>
       <w:r>
+        <w:rPr>
+          <w:b w:val="0"/>
+          <w:i w:val="0"/>
+        </w:rPr>
         <w:t xml:space="preserve"> (trade-off).</w:t>
       </w:r>
     </w:p>
@@ -395,6 +571,10 @@
         <w:pStyle w:val="Heading3"/>
       </w:pPr>
       <w:r>
+        <w:rPr>
+          <w:b w:val="0"/>
+          <w:i w:val="0"/>
+        </w:rPr>
         <w:t>Character sets</w:t>
       </w:r>
     </w:p>
@@ -405,10 +585,15 @@
       <w:r>
         <w:rPr>
           <w:b/>
+          <w:i w:val="0"/>
         </w:rPr>
         <w:t>ASCII:</w:t>
       </w:r>
       <w:r>
+        <w:rPr>
+          <w:b w:val="0"/>
+          <w:i w:val="0"/>
+        </w:rPr>
         <w:t xml:space="preserve"> 7-bit (128 chars), commonly stored in 8 bits.</w:t>
       </w:r>
     </w:p>
@@ -419,10 +604,15 @@
       <w:r>
         <w:rPr>
           <w:b/>
+          <w:i w:val="0"/>
         </w:rPr>
         <w:t>Unicode:</w:t>
       </w:r>
       <w:r>
+        <w:rPr>
+          <w:b w:val="0"/>
+          <w:i w:val="0"/>
+        </w:rPr>
         <w:t xml:space="preserve"> supports far more characters (multiple languages/emoji); more bits per character.</w:t>
       </w:r>
     </w:p>
@@ -431,6 +621,10 @@
         <w:pStyle w:val="Heading3"/>
       </w:pPr>
       <w:r>
+        <w:rPr>
+          <w:b w:val="0"/>
+          <w:i w:val="0"/>
+        </w:rPr>
         <w:t>Storage units</w:t>
       </w:r>
     </w:p>
@@ -438,11 +632,17 @@
       <w:r>
         <w:rPr>
           <w:rFonts w:ascii="Consolas" w:hAnsi="Consolas"/>
+          <w:b w:val="0"/>
+          <w:i w:val="0"/>
           <w:sz w:val="19"/>
         </w:rPr>
         <w:t>8 bits = 1 byte</w:t>
       </w:r>
       <w:r>
+        <w:rPr>
+          <w:b w:val="0"/>
+          <w:i w:val="0"/>
+        </w:rPr>
         <w:t xml:space="preserve"> · 1 KB = 1000 B · 1 MB = 1000 KB · 1 GB = 1000 MB · 1 TB = 1000 GB (decimal). (Binary: KiB/MiB = ×1024.)</w:t>
       </w:r>
     </w:p>
@@ -458,6 +658,10 @@
         <w:pStyle w:val="Heading2"/>
       </w:pPr>
       <w:r>
+        <w:rPr>
+          <w:b w:val="0"/>
+          <w:i w:val="0"/>
+        </w:rPr>
         <w:t>⏱️ Big O complexity (2.3)</w:t>
       </w:r>
     </w:p>
@@ -487,6 +691,7 @@
             <w:r>
               <w:rPr>
                 <w:b/>
+                <w:i w:val="0"/>
               </w:rPr>
               <w:t>Class</w:t>
             </w:r>
@@ -506,6 +711,7 @@
             <w:r>
               <w:rPr>
                 <w:b/>
+                <w:i w:val="0"/>
               </w:rPr>
               <w:t>Name</w:t>
             </w:r>
@@ -525,6 +731,7 @@
             <w:r>
               <w:rPr>
                 <w:b/>
+                <w:i w:val="0"/>
               </w:rPr>
               <w:t>Example</w:t>
             </w:r>
@@ -541,6 +748,7 @@
             <w:r>
               <w:rPr>
                 <w:b/>
+                <w:i w:val="0"/>
               </w:rPr>
               <w:t>O(1)</w:t>
             </w:r>
@@ -553,6 +761,10 @@
           <w:p>
             <w:r/>
             <w:r>
+              <w:rPr>
+                <w:b w:val="0"/>
+                <w:i w:val="0"/>
+              </w:rPr>
               <w:t>Constant</w:t>
             </w:r>
           </w:p>
@@ -564,6 +776,10 @@
           <w:p>
             <w:r/>
             <w:r>
+              <w:rPr>
+                <w:b w:val="0"/>
+                <w:i w:val="0"/>
+              </w:rPr>
               <w:t>Accessing an array element by index; stack push/pop</w:t>
             </w:r>
           </w:p>
@@ -579,6 +795,7 @@
             <w:r>
               <w:rPr>
                 <w:b/>
+                <w:i w:val="0"/>
               </w:rPr>
               <w:t>O(log n)</w:t>
             </w:r>
@@ -591,6 +808,10 @@
           <w:p>
             <w:r/>
             <w:r>
+              <w:rPr>
+                <w:b w:val="0"/>
+                <w:i w:val="0"/>
+              </w:rPr>
               <w:t>Logarithmic</w:t>
             </w:r>
           </w:p>
@@ -602,6 +823,10 @@
           <w:p>
             <w:r/>
             <w:r>
+              <w:rPr>
+                <w:b w:val="0"/>
+                <w:i w:val="0"/>
+              </w:rPr>
               <w:t>Binary search</w:t>
             </w:r>
           </w:p>
@@ -617,6 +842,7 @@
             <w:r>
               <w:rPr>
                 <w:b/>
+                <w:i w:val="0"/>
               </w:rPr>
               <w:t>O(n)</w:t>
             </w:r>
@@ -629,6 +855,10 @@
           <w:p>
             <w:r/>
             <w:r>
+              <w:rPr>
+                <w:b w:val="0"/>
+                <w:i w:val="0"/>
+              </w:rPr>
               <w:t>Linear</w:t>
             </w:r>
           </w:p>
@@ -640,6 +870,10 @@
           <w:p>
             <w:r/>
             <w:r>
+              <w:rPr>
+                <w:b w:val="0"/>
+                <w:i w:val="0"/>
+              </w:rPr>
               <w:t>Linear search; traversing a list</w:t>
             </w:r>
           </w:p>
@@ -655,6 +889,7 @@
             <w:r>
               <w:rPr>
                 <w:b/>
+                <w:i w:val="0"/>
               </w:rPr>
               <w:t>O(n log n)</w:t>
             </w:r>
@@ -667,6 +902,10 @@
           <w:p>
             <w:r/>
             <w:r>
+              <w:rPr>
+                <w:b w:val="0"/>
+                <w:i w:val="0"/>
+              </w:rPr>
               <w:t>Linearithmic</w:t>
             </w:r>
           </w:p>
@@ -678,6 +917,10 @@
           <w:p>
             <w:r/>
             <w:r>
+              <w:rPr>
+                <w:b w:val="0"/>
+                <w:i w:val="0"/>
+              </w:rPr>
               <w:t>Merge sort; quick sort (average)</w:t>
             </w:r>
           </w:p>
@@ -693,6 +936,7 @@
             <w:r>
               <w:rPr>
                 <w:b/>
+                <w:i w:val="0"/>
               </w:rPr>
               <w:t>O(n²)</w:t>
             </w:r>
@@ -705,6 +949,10 @@
           <w:p>
             <w:r/>
             <w:r>
+              <w:rPr>
+                <w:b w:val="0"/>
+                <w:i w:val="0"/>
+              </w:rPr>
               <w:t>Polynomial (quadratic)</w:t>
             </w:r>
           </w:p>
@@ -716,6 +964,10 @@
           <w:p>
             <w:r/>
             <w:r>
+              <w:rPr>
+                <w:b w:val="0"/>
+                <w:i w:val="0"/>
+              </w:rPr>
               <w:t>Bubble sort; insertion sort; nested loops</w:t>
             </w:r>
           </w:p>
@@ -731,6 +983,7 @@
             <w:r>
               <w:rPr>
                 <w:b/>
+                <w:i w:val="0"/>
               </w:rPr>
               <w:t>O(2ⁿ)</w:t>
             </w:r>
@@ -743,6 +996,10 @@
           <w:p>
             <w:r/>
             <w:r>
+              <w:rPr>
+                <w:b w:val="0"/>
+                <w:i w:val="0"/>
+              </w:rPr>
               <w:t>Exponential</w:t>
             </w:r>
           </w:p>
@@ -754,6 +1011,10 @@
           <w:p>
             <w:r/>
             <w:r>
+              <w:rPr>
+                <w:b w:val="0"/>
+                <w:i w:val="0"/>
+              </w:rPr>
               <w:t>Some brute-force/recursive combinatorial algorithms</w:t>
             </w:r>
           </w:p>
@@ -766,6 +1027,10 @@
         <w:pStyle w:val="Heading3"/>
       </w:pPr>
       <w:r>
+        <w:rPr>
+          <w:b w:val="0"/>
+          <w:i w:val="0"/>
+        </w:rPr>
         <w:t>Standard algorithm complexities</w:t>
       </w:r>
     </w:p>
@@ -798,6 +1063,7 @@
             <w:r>
               <w:rPr>
                 <w:b/>
+                <w:i w:val="0"/>
               </w:rPr>
               <w:t>Algorithm</w:t>
             </w:r>
@@ -817,6 +1083,7 @@
             <w:r>
               <w:rPr>
                 <w:b/>
+                <w:i w:val="0"/>
               </w:rPr>
               <w:t>Best</w:t>
             </w:r>
@@ -836,6 +1103,7 @@
             <w:r>
               <w:rPr>
                 <w:b/>
+                <w:i w:val="0"/>
               </w:rPr>
               <w:t>Average</w:t>
             </w:r>
@@ -855,6 +1123,7 @@
             <w:r>
               <w:rPr>
                 <w:b/>
+                <w:i w:val="0"/>
               </w:rPr>
               <w:t>Worst</w:t>
             </w:r>
@@ -874,6 +1143,7 @@
             <w:r>
               <w:rPr>
                 <w:b/>
+                <w:i w:val="0"/>
               </w:rPr>
               <w:t>Space</w:t>
             </w:r>
@@ -893,6 +1163,7 @@
             <w:r>
               <w:rPr>
                 <w:b/>
+                <w:i w:val="0"/>
               </w:rPr>
               <w:t>Needs sorted?</w:t>
             </w:r>
@@ -907,6 +1178,10 @@
           <w:p>
             <w:r/>
             <w:r>
+              <w:rPr>
+                <w:b w:val="0"/>
+                <w:i w:val="0"/>
+              </w:rPr>
               <w:t>Linear search</w:t>
             </w:r>
           </w:p>
@@ -918,6 +1193,10 @@
           <w:p>
             <w:r/>
             <w:r>
+              <w:rPr>
+                <w:b w:val="0"/>
+                <w:i w:val="0"/>
+              </w:rPr>
               <w:t>O(1)</w:t>
             </w:r>
           </w:p>
@@ -929,6 +1208,10 @@
           <w:p>
             <w:r/>
             <w:r>
+              <w:rPr>
+                <w:b w:val="0"/>
+                <w:i w:val="0"/>
+              </w:rPr>
               <w:t>O(n)</w:t>
             </w:r>
           </w:p>
@@ -940,6 +1223,10 @@
           <w:p>
             <w:r/>
             <w:r>
+              <w:rPr>
+                <w:b w:val="0"/>
+                <w:i w:val="0"/>
+              </w:rPr>
               <w:t>O(n)</w:t>
             </w:r>
           </w:p>
@@ -951,6 +1238,10 @@
           <w:p>
             <w:r/>
             <w:r>
+              <w:rPr>
+                <w:b w:val="0"/>
+                <w:i w:val="0"/>
+              </w:rPr>
               <w:t>O(1)</w:t>
             </w:r>
           </w:p>
@@ -962,6 +1253,10 @@
           <w:p>
             <w:r/>
             <w:r>
+              <w:rPr>
+                <w:b w:val="0"/>
+                <w:i w:val="0"/>
+              </w:rPr>
               <w:t>No</w:t>
             </w:r>
           </w:p>
@@ -975,6 +1270,10 @@
           <w:p>
             <w:r/>
             <w:r>
+              <w:rPr>
+                <w:b w:val="0"/>
+                <w:i w:val="0"/>
+              </w:rPr>
               <w:t>Binary search</w:t>
             </w:r>
           </w:p>
@@ -986,6 +1285,10 @@
           <w:p>
             <w:r/>
             <w:r>
+              <w:rPr>
+                <w:b w:val="0"/>
+                <w:i w:val="0"/>
+              </w:rPr>
               <w:t>O(1)</w:t>
             </w:r>
           </w:p>
@@ -997,6 +1300,10 @@
           <w:p>
             <w:r/>
             <w:r>
+              <w:rPr>
+                <w:b w:val="0"/>
+                <w:i w:val="0"/>
+              </w:rPr>
               <w:t>O(log n)</w:t>
             </w:r>
           </w:p>
@@ -1008,6 +1315,10 @@
           <w:p>
             <w:r/>
             <w:r>
+              <w:rPr>
+                <w:b w:val="0"/>
+                <w:i w:val="0"/>
+              </w:rPr>
               <w:t>O(log n)</w:t>
             </w:r>
           </w:p>
@@ -1019,6 +1330,10 @@
           <w:p>
             <w:r/>
             <w:r>
+              <w:rPr>
+                <w:b w:val="0"/>
+                <w:i w:val="0"/>
+              </w:rPr>
               <w:t>O(1)</w:t>
             </w:r>
           </w:p>
@@ -1032,6 +1347,7 @@
             <w:r>
               <w:rPr>
                 <w:b/>
+                <w:i w:val="0"/>
               </w:rPr>
               <w:t>Yes</w:t>
             </w:r>
@@ -1046,6 +1362,10 @@
           <w:p>
             <w:r/>
             <w:r>
+              <w:rPr>
+                <w:b w:val="0"/>
+                <w:i w:val="0"/>
+              </w:rPr>
               <w:t>Bubble sort</w:t>
             </w:r>
           </w:p>
@@ -1057,6 +1377,10 @@
           <w:p>
             <w:r/>
             <w:r>
+              <w:rPr>
+                <w:b w:val="0"/>
+                <w:i w:val="0"/>
+              </w:rPr>
               <w:t>O(n)</w:t>
             </w:r>
           </w:p>
@@ -1068,6 +1392,10 @@
           <w:p>
             <w:r/>
             <w:r>
+              <w:rPr>
+                <w:b w:val="0"/>
+                <w:i w:val="0"/>
+              </w:rPr>
               <w:t>O(n²)</w:t>
             </w:r>
           </w:p>
@@ -1079,6 +1407,10 @@
           <w:p>
             <w:r/>
             <w:r>
+              <w:rPr>
+                <w:b w:val="0"/>
+                <w:i w:val="0"/>
+              </w:rPr>
               <w:t>O(n²)</w:t>
             </w:r>
           </w:p>
@@ -1090,6 +1422,10 @@
           <w:p>
             <w:r/>
             <w:r>
+              <w:rPr>
+                <w:b w:val="0"/>
+                <w:i w:val="0"/>
+              </w:rPr>
               <w:t>O(1)</w:t>
             </w:r>
           </w:p>
@@ -1101,6 +1437,10 @@
           <w:p>
             <w:r/>
             <w:r>
+              <w:rPr>
+                <w:b w:val="0"/>
+                <w:i w:val="0"/>
+              </w:rPr>
               <w:t>—</w:t>
             </w:r>
           </w:p>
@@ -1114,6 +1454,10 @@
           <w:p>
             <w:r/>
             <w:r>
+              <w:rPr>
+                <w:b w:val="0"/>
+                <w:i w:val="0"/>
+              </w:rPr>
               <w:t>Insertion sort</w:t>
             </w:r>
           </w:p>
@@ -1125,6 +1469,10 @@
           <w:p>
             <w:r/>
             <w:r>
+              <w:rPr>
+                <w:b w:val="0"/>
+                <w:i w:val="0"/>
+              </w:rPr>
               <w:t>O(n)</w:t>
             </w:r>
           </w:p>
@@ -1136,6 +1484,10 @@
           <w:p>
             <w:r/>
             <w:r>
+              <w:rPr>
+                <w:b w:val="0"/>
+                <w:i w:val="0"/>
+              </w:rPr>
               <w:t>O(n²)</w:t>
             </w:r>
           </w:p>
@@ -1147,6 +1499,10 @@
           <w:p>
             <w:r/>
             <w:r>
+              <w:rPr>
+                <w:b w:val="0"/>
+                <w:i w:val="0"/>
+              </w:rPr>
               <w:t>O(n²)</w:t>
             </w:r>
           </w:p>
@@ -1158,6 +1514,10 @@
           <w:p>
             <w:r/>
             <w:r>
+              <w:rPr>
+                <w:b w:val="0"/>
+                <w:i w:val="0"/>
+              </w:rPr>
               <w:t>O(1)</w:t>
             </w:r>
           </w:p>
@@ -1169,6 +1529,10 @@
           <w:p>
             <w:r/>
             <w:r>
+              <w:rPr>
+                <w:b w:val="0"/>
+                <w:i w:val="0"/>
+              </w:rPr>
               <w:t>—</w:t>
             </w:r>
           </w:p>
@@ -1182,6 +1546,10 @@
           <w:p>
             <w:r/>
             <w:r>
+              <w:rPr>
+                <w:b w:val="0"/>
+                <w:i w:val="0"/>
+              </w:rPr>
               <w:t>Merge sort</w:t>
             </w:r>
           </w:p>
@@ -1193,6 +1561,10 @@
           <w:p>
             <w:r/>
             <w:r>
+              <w:rPr>
+                <w:b w:val="0"/>
+                <w:i w:val="0"/>
+              </w:rPr>
               <w:t>O(n log n)</w:t>
             </w:r>
           </w:p>
@@ -1204,6 +1576,10 @@
           <w:p>
             <w:r/>
             <w:r>
+              <w:rPr>
+                <w:b w:val="0"/>
+                <w:i w:val="0"/>
+              </w:rPr>
               <w:t>O(n log n)</w:t>
             </w:r>
           </w:p>
@@ -1215,6 +1591,10 @@
           <w:p>
             <w:r/>
             <w:r>
+              <w:rPr>
+                <w:b w:val="0"/>
+                <w:i w:val="0"/>
+              </w:rPr>
               <w:t>O(n log n)</w:t>
             </w:r>
           </w:p>
@@ -1226,6 +1606,10 @@
           <w:p>
             <w:r/>
             <w:r>
+              <w:rPr>
+                <w:b w:val="0"/>
+                <w:i w:val="0"/>
+              </w:rPr>
               <w:t>O(n)</w:t>
             </w:r>
           </w:p>
@@ -1237,6 +1621,10 @@
           <w:p>
             <w:r/>
             <w:r>
+              <w:rPr>
+                <w:b w:val="0"/>
+                <w:i w:val="0"/>
+              </w:rPr>
               <w:t>—</w:t>
             </w:r>
           </w:p>
@@ -1250,6 +1638,10 @@
           <w:p>
             <w:r/>
             <w:r>
+              <w:rPr>
+                <w:b w:val="0"/>
+                <w:i w:val="0"/>
+              </w:rPr>
               <w:t>Quick sort</w:t>
             </w:r>
           </w:p>
@@ -1261,6 +1653,10 @@
           <w:p>
             <w:r/>
             <w:r>
+              <w:rPr>
+                <w:b w:val="0"/>
+                <w:i w:val="0"/>
+              </w:rPr>
               <w:t>O(n log n)</w:t>
             </w:r>
           </w:p>
@@ -1272,6 +1668,10 @@
           <w:p>
             <w:r/>
             <w:r>
+              <w:rPr>
+                <w:b w:val="0"/>
+                <w:i w:val="0"/>
+              </w:rPr>
               <w:t>O(n log n)</w:t>
             </w:r>
           </w:p>
@@ -1283,6 +1683,10 @@
           <w:p>
             <w:r/>
             <w:r>
+              <w:rPr>
+                <w:b w:val="0"/>
+                <w:i w:val="0"/>
+              </w:rPr>
               <w:t>O(n²)</w:t>
             </w:r>
           </w:p>
@@ -1294,6 +1698,10 @@
           <w:p>
             <w:r/>
             <w:r>
+              <w:rPr>
+                <w:b w:val="0"/>
+                <w:i w:val="0"/>
+              </w:rPr>
               <w:t>O(log n)</w:t>
             </w:r>
           </w:p>
@@ -1305,6 +1713,10 @@
           <w:p>
             <w:r/>
             <w:r>
+              <w:rPr>
+                <w:b w:val="0"/>
+                <w:i w:val="0"/>
+              </w:rPr>
               <w:t>—</w:t>
             </w:r>
           </w:p>
@@ -1318,15 +1730,24 @@
         <w:shd w:fill="FFF8E7"/>
       </w:pPr>
       <w:r>
+        <w:rPr>
+          <w:b w:val="0"/>
+          <w:i w:val="0"/>
+        </w:rPr>
         <w:t xml:space="preserve">Rule of thumb: drop constants and lower-order terms — O(3n² + 5n) → </w:t>
       </w:r>
       <w:r>
         <w:rPr>
           <w:b/>
+          <w:i w:val="0"/>
         </w:rPr>
         <w:t>O(n²)</w:t>
       </w:r>
       <w:r>
+        <w:rPr>
+          <w:b w:val="0"/>
+          <w:i w:val="0"/>
+        </w:rPr>
         <w:t>.</w:t>
       </w:r>
     </w:p>
@@ -1342,6 +1763,10 @@
         <w:pStyle w:val="Heading2"/>
       </w:pPr>
       <w:r>
+        <w:rPr>
+          <w:b w:val="0"/>
+          <w:i w:val="0"/>
+        </w:rPr>
         <w:t>🔌 Boolean algebra (1.4.3)</w:t>
       </w:r>
     </w:p>
@@ -1350,6 +1775,10 @@
         <w:pStyle w:val="Heading3"/>
       </w:pPr>
       <w:r>
+        <w:rPr>
+          <w:b w:val="0"/>
+          <w:i w:val="0"/>
+        </w:rPr>
         <w:t>Gate symbols (truth, 2-input)</w:t>
       </w:r>
     </w:p>
@@ -1383,6 +1812,7 @@
             <w:r>
               <w:rPr>
                 <w:b/>
+                <w:i w:val="0"/>
               </w:rPr>
               <w:t>A</w:t>
             </w:r>
@@ -1402,6 +1832,7 @@
             <w:r>
               <w:rPr>
                 <w:b/>
+                <w:i w:val="0"/>
               </w:rPr>
               <w:t>B</w:t>
             </w:r>
@@ -1421,6 +1852,7 @@
             <w:r>
               <w:rPr>
                 <w:b/>
+                <w:i w:val="0"/>
               </w:rPr>
               <w:t>AND</w:t>
             </w:r>
@@ -1440,6 +1872,7 @@
             <w:r>
               <w:rPr>
                 <w:b/>
+                <w:i w:val="0"/>
               </w:rPr>
               <w:t>OR</w:t>
             </w:r>
@@ -1459,6 +1892,7 @@
             <w:r>
               <w:rPr>
                 <w:b/>
+                <w:i w:val="0"/>
               </w:rPr>
               <w:t>NAND</w:t>
             </w:r>
@@ -1478,6 +1912,7 @@
             <w:r>
               <w:rPr>
                 <w:b/>
+                <w:i w:val="0"/>
               </w:rPr>
               <w:t>NOR</w:t>
             </w:r>
@@ -1497,6 +1932,7 @@
             <w:r>
               <w:rPr>
                 <w:b/>
+                <w:i w:val="0"/>
               </w:rPr>
               <w:t>XOR</w:t>
             </w:r>
@@ -1511,6 +1947,10 @@
           <w:p>
             <w:r/>
             <w:r>
+              <w:rPr>
+                <w:b w:val="0"/>
+                <w:i w:val="0"/>
+              </w:rPr>
               <w:t>0</w:t>
             </w:r>
           </w:p>
@@ -1522,6 +1962,10 @@
           <w:p>
             <w:r/>
             <w:r>
+              <w:rPr>
+                <w:b w:val="0"/>
+                <w:i w:val="0"/>
+              </w:rPr>
               <w:t>0</w:t>
             </w:r>
           </w:p>
@@ -1533,6 +1977,10 @@
           <w:p>
             <w:r/>
             <w:r>
+              <w:rPr>
+                <w:b w:val="0"/>
+                <w:i w:val="0"/>
+              </w:rPr>
               <w:t>0</w:t>
             </w:r>
           </w:p>
@@ -1544,6 +1992,10 @@
           <w:p>
             <w:r/>
             <w:r>
+              <w:rPr>
+                <w:b w:val="0"/>
+                <w:i w:val="0"/>
+              </w:rPr>
               <w:t>0</w:t>
             </w:r>
           </w:p>
@@ -1555,6 +2007,10 @@
           <w:p>
             <w:r/>
             <w:r>
+              <w:rPr>
+                <w:b w:val="0"/>
+                <w:i w:val="0"/>
+              </w:rPr>
               <w:t>1</w:t>
             </w:r>
           </w:p>
@@ -1566,6 +2022,10 @@
           <w:p>
             <w:r/>
             <w:r>
+              <w:rPr>
+                <w:b w:val="0"/>
+                <w:i w:val="0"/>
+              </w:rPr>
               <w:t>1</w:t>
             </w:r>
           </w:p>
@@ -1577,6 +2037,10 @@
           <w:p>
             <w:r/>
             <w:r>
+              <w:rPr>
+                <w:b w:val="0"/>
+                <w:i w:val="0"/>
+              </w:rPr>
               <w:t>0</w:t>
             </w:r>
           </w:p>
@@ -1590,6 +2054,10 @@
           <w:p>
             <w:r/>
             <w:r>
+              <w:rPr>
+                <w:b w:val="0"/>
+                <w:i w:val="0"/>
+              </w:rPr>
               <w:t>0</w:t>
             </w:r>
           </w:p>
@@ -1601,6 +2069,10 @@
           <w:p>
             <w:r/>
             <w:r>
+              <w:rPr>
+                <w:b w:val="0"/>
+                <w:i w:val="0"/>
+              </w:rPr>
               <w:t>1</w:t>
             </w:r>
           </w:p>
@@ -1612,6 +2084,10 @@
           <w:p>
             <w:r/>
             <w:r>
+              <w:rPr>
+                <w:b w:val="0"/>
+                <w:i w:val="0"/>
+              </w:rPr>
               <w:t>0</w:t>
             </w:r>
           </w:p>
@@ -1623,6 +2099,10 @@
           <w:p>
             <w:r/>
             <w:r>
+              <w:rPr>
+                <w:b w:val="0"/>
+                <w:i w:val="0"/>
+              </w:rPr>
               <w:t>1</w:t>
             </w:r>
           </w:p>
@@ -1634,6 +2114,10 @@
           <w:p>
             <w:r/>
             <w:r>
+              <w:rPr>
+                <w:b w:val="0"/>
+                <w:i w:val="0"/>
+              </w:rPr>
               <w:t>1</w:t>
             </w:r>
           </w:p>
@@ -1645,6 +2129,10 @@
           <w:p>
             <w:r/>
             <w:r>
+              <w:rPr>
+                <w:b w:val="0"/>
+                <w:i w:val="0"/>
+              </w:rPr>
               <w:t>0</w:t>
             </w:r>
           </w:p>
@@ -1656,6 +2144,10 @@
           <w:p>
             <w:r/>
             <w:r>
+              <w:rPr>
+                <w:b w:val="0"/>
+                <w:i w:val="0"/>
+              </w:rPr>
               <w:t>1</w:t>
             </w:r>
           </w:p>
@@ -1669,6 +2161,10 @@
           <w:p>
             <w:r/>
             <w:r>
+              <w:rPr>
+                <w:b w:val="0"/>
+                <w:i w:val="0"/>
+              </w:rPr>
               <w:t>1</w:t>
             </w:r>
           </w:p>
@@ -1680,6 +2176,10 @@
           <w:p>
             <w:r/>
             <w:r>
+              <w:rPr>
+                <w:b w:val="0"/>
+                <w:i w:val="0"/>
+              </w:rPr>
               <w:t>0</w:t>
             </w:r>
           </w:p>
@@ -1691,6 +2191,10 @@
           <w:p>
             <w:r/>
             <w:r>
+              <w:rPr>
+                <w:b w:val="0"/>
+                <w:i w:val="0"/>
+              </w:rPr>
               <w:t>0</w:t>
             </w:r>
           </w:p>
@@ -1702,6 +2206,10 @@
           <w:p>
             <w:r/>
             <w:r>
+              <w:rPr>
+                <w:b w:val="0"/>
+                <w:i w:val="0"/>
+              </w:rPr>
               <w:t>1</w:t>
             </w:r>
           </w:p>
@@ -1713,6 +2221,10 @@
           <w:p>
             <w:r/>
             <w:r>
+              <w:rPr>
+                <w:b w:val="0"/>
+                <w:i w:val="0"/>
+              </w:rPr>
               <w:t>1</w:t>
             </w:r>
           </w:p>
@@ -1724,6 +2236,10 @@
           <w:p>
             <w:r/>
             <w:r>
+              <w:rPr>
+                <w:b w:val="0"/>
+                <w:i w:val="0"/>
+              </w:rPr>
               <w:t>0</w:t>
             </w:r>
           </w:p>
@@ -1735,6 +2251,10 @@
           <w:p>
             <w:r/>
             <w:r>
+              <w:rPr>
+                <w:b w:val="0"/>
+                <w:i w:val="0"/>
+              </w:rPr>
               <w:t>1</w:t>
             </w:r>
           </w:p>
@@ -1748,6 +2268,10 @@
           <w:p>
             <w:r/>
             <w:r>
+              <w:rPr>
+                <w:b w:val="0"/>
+                <w:i w:val="0"/>
+              </w:rPr>
               <w:t>1</w:t>
             </w:r>
           </w:p>
@@ -1759,6 +2283,10 @@
           <w:p>
             <w:r/>
             <w:r>
+              <w:rPr>
+                <w:b w:val="0"/>
+                <w:i w:val="0"/>
+              </w:rPr>
               <w:t>1</w:t>
             </w:r>
           </w:p>
@@ -1770,6 +2298,10 @@
           <w:p>
             <w:r/>
             <w:r>
+              <w:rPr>
+                <w:b w:val="0"/>
+                <w:i w:val="0"/>
+              </w:rPr>
               <w:t>1</w:t>
             </w:r>
           </w:p>
@@ -1781,6 +2313,10 @@
           <w:p>
             <w:r/>
             <w:r>
+              <w:rPr>
+                <w:b w:val="0"/>
+                <w:i w:val="0"/>
+              </w:rPr>
               <w:t>1</w:t>
             </w:r>
           </w:p>
@@ -1792,6 +2328,10 @@
           <w:p>
             <w:r/>
             <w:r>
+              <w:rPr>
+                <w:b w:val="0"/>
+                <w:i w:val="0"/>
+              </w:rPr>
               <w:t>0</w:t>
             </w:r>
           </w:p>
@@ -1803,6 +2343,10 @@
           <w:p>
             <w:r/>
             <w:r>
+              <w:rPr>
+                <w:b w:val="0"/>
+                <w:i w:val="0"/>
+              </w:rPr>
               <w:t>0</w:t>
             </w:r>
           </w:p>
@@ -1814,6 +2358,10 @@
           <w:p>
             <w:r/>
             <w:r>
+              <w:rPr>
+                <w:b w:val="0"/>
+                <w:i w:val="0"/>
+              </w:rPr>
               <w:t>0</w:t>
             </w:r>
           </w:p>
@@ -1826,6 +2374,10 @@
         <w:pStyle w:val="Heading3"/>
       </w:pPr>
       <w:r>
+        <w:rPr>
+          <w:b w:val="0"/>
+          <w:i w:val="0"/>
+        </w:rPr>
         <w:t>Identities (· = AND, + = OR, ¬ = NOT)</w:t>
       </w:r>
     </w:p>
@@ -1836,10 +2388,15 @@
       <w:r>
         <w:rPr>
           <w:b/>
+          <w:i w:val="0"/>
         </w:rPr>
         <w:t>AND:</w:t>
       </w:r>
       <w:r>
+        <w:rPr>
+          <w:b w:val="0"/>
+          <w:i w:val="0"/>
+        </w:rPr>
         <w:t xml:space="preserve"> A·0 = 0 · A·1 = A · A·A = A · A·¬A = 0</w:t>
       </w:r>
     </w:p>
@@ -1850,10 +2407,15 @@
       <w:r>
         <w:rPr>
           <w:b/>
+          <w:i w:val="0"/>
         </w:rPr>
         <w:t>OR:</w:t>
       </w:r>
       <w:r>
+        <w:rPr>
+          <w:b w:val="0"/>
+          <w:i w:val="0"/>
+        </w:rPr>
         <w:t xml:space="preserve"> A+0 = A · A+1 = 1 · A+A = A · A+¬A = 1</w:t>
       </w:r>
     </w:p>
@@ -1864,10 +2426,15 @@
       <w:r>
         <w:rPr>
           <w:b/>
+          <w:i w:val="0"/>
         </w:rPr>
         <w:t>Double negation:</w:t>
       </w:r>
       <w:r>
+        <w:rPr>
+          <w:b w:val="0"/>
+          <w:i w:val="0"/>
+        </w:rPr>
         <w:t xml:space="preserve"> ¬(¬A) = A</w:t>
       </w:r>
     </w:p>
@@ -1878,10 +2445,15 @@
       <w:r>
         <w:rPr>
           <w:b/>
+          <w:i w:val="0"/>
         </w:rPr>
         <w:t>Commutation:</w:t>
       </w:r>
       <w:r>
+        <w:rPr>
+          <w:b w:val="0"/>
+          <w:i w:val="0"/>
+        </w:rPr>
         <w:t xml:space="preserve"> A·B = B·A ; A+B = B+A</w:t>
       </w:r>
     </w:p>
@@ -1892,10 +2464,15 @@
       <w:r>
         <w:rPr>
           <w:b/>
+          <w:i w:val="0"/>
         </w:rPr>
         <w:t>Association:</w:t>
       </w:r>
       <w:r>
+        <w:rPr>
+          <w:b w:val="0"/>
+          <w:i w:val="0"/>
+        </w:rPr>
         <w:t xml:space="preserve"> (A·B)·C = A·(B·C)</w:t>
       </w:r>
     </w:p>
@@ -1906,10 +2483,15 @@
       <w:r>
         <w:rPr>
           <w:b/>
+          <w:i w:val="0"/>
         </w:rPr>
         <w:t>Distribution:</w:t>
       </w:r>
       <w:r>
+        <w:rPr>
+          <w:b w:val="0"/>
+          <w:i w:val="0"/>
+        </w:rPr>
         <w:t xml:space="preserve"> A·(B+C) = A·B + A·C</w:t>
       </w:r>
     </w:p>
@@ -1920,10 +2502,15 @@
       <w:r>
         <w:rPr>
           <w:b/>
+          <w:i w:val="0"/>
         </w:rPr>
         <w:t>De Morgan's:</w:t>
       </w:r>
       <w:r>
+        <w:rPr>
+          <w:b w:val="0"/>
+          <w:i w:val="0"/>
+        </w:rPr>
         <w:t xml:space="preserve"> ¬(A·B) = ¬A + ¬B ; ¬(A+B) = ¬A · ¬B</w:t>
       </w:r>
     </w:p>
@@ -1934,10 +2521,15 @@
       <w:r>
         <w:rPr>
           <w:b/>
+          <w:i w:val="0"/>
         </w:rPr>
         <w:t>Absorption:</w:t>
       </w:r>
       <w:r>
+        <w:rPr>
+          <w:b w:val="0"/>
+          <w:i w:val="0"/>
+        </w:rPr>
         <w:t xml:space="preserve"> A + (A·B) = A ; A·(A+B) = A</w:t>
       </w:r>
     </w:p>
@@ -1946,6 +2538,10 @@
         <w:pStyle w:val="Heading3"/>
       </w:pPr>
       <w:r>
+        <w:rPr>
+          <w:b w:val="0"/>
+          <w:i w:val="0"/>
+        </w:rPr>
         <w:t>Adders</w:t>
       </w:r>
     </w:p>
@@ -1956,10 +2552,15 @@
       <w:r>
         <w:rPr>
           <w:b/>
+          <w:i w:val="0"/>
         </w:rPr>
         <w:t>Half adder:</w:t>
       </w:r>
       <w:r>
+        <w:rPr>
+          <w:b w:val="0"/>
+          <w:i w:val="0"/>
+        </w:rPr>
         <w:t xml:space="preserve"> Sum = A XOR B; Carry = A AND B.</w:t>
       </w:r>
     </w:p>
@@ -1970,10 +2571,15 @@
       <w:r>
         <w:rPr>
           <w:b/>
+          <w:i w:val="0"/>
         </w:rPr>
         <w:t>Full adder:</w:t>
       </w:r>
       <w:r>
+        <w:rPr>
+          <w:b w:val="0"/>
+          <w:i w:val="0"/>
+        </w:rPr>
         <w:t xml:space="preserve"> adds A, B and carry-in; outputs sum and carry-out (two half adders + OR).</w:t>
       </w:r>
     </w:p>
@@ -1989,6 +2595,10 @@
         <w:pStyle w:val="Heading2"/>
       </w:pPr>
       <w:r>
+        <w:rPr>
+          <w:b w:val="0"/>
+          <w:i w:val="0"/>
+        </w:rPr>
         <w:t>🗄️ SQL quick reference (1.3.2)</w:t>
       </w:r>
     </w:p>
@@ -2030,11 +2640,17 @@
     </w:p>
     <w:p>
       <w:r>
+        <w:rPr>
+          <w:b w:val="0"/>
+          <w:i w:val="0"/>
+        </w:rPr>
         <w:t xml:space="preserve">Common conditions: </w:t>
       </w:r>
       <w:r>
         <w:rPr>
           <w:rFonts w:ascii="Consolas" w:hAnsi="Consolas"/>
+          <w:b w:val="0"/>
+          <w:i w:val="0"/>
           <w:sz w:val="19"/>
         </w:rPr>
         <w:t>=  &lt;&gt;  &lt;  &gt;  &lt;=  &gt;=  AND  OR  NOT  LIKE 'A%'  BETWEEN x AND y  IN (...)</w:t>
@@ -2052,6 +2668,10 @@
         <w:pStyle w:val="Heading2"/>
       </w:pPr>
       <w:r>
+        <w:rPr>
+          <w:b w:val="0"/>
+          <w:i w:val="0"/>
+        </w:rPr>
         <w:t>🌐 Networking quick reference (1.3.3)</w:t>
       </w:r>
     </w:p>
@@ -2059,10 +2679,15 @@
       <w:r>
         <w:rPr>
           <w:b/>
+          <w:i w:val="0"/>
         </w:rPr>
         <w:t>TCP/IP layers (top → bottom):</w:t>
       </w:r>
       <w:r>
+        <w:rPr>
+          <w:b w:val="0"/>
+          <w:i w:val="0"/>
+        </w:rPr>
         <w:t xml:space="preserve"> Application → Transport → Network/Internet → Link.</w:t>
       </w:r>
     </w:p>
@@ -2091,6 +2716,7 @@
             <w:r>
               <w:rPr>
                 <w:b/>
+                <w:i w:val="0"/>
               </w:rPr>
               <w:t>Protocol</w:t>
             </w:r>
@@ -2110,6 +2736,7 @@
             <w:r>
               <w:rPr>
                 <w:b/>
+                <w:i w:val="0"/>
               </w:rPr>
               <w:t>Use</w:t>
             </w:r>
@@ -2124,6 +2751,10 @@
           <w:p>
             <w:r/>
             <w:r>
+              <w:rPr>
+                <w:b w:val="0"/>
+                <w:i w:val="0"/>
+              </w:rPr>
               <w:t>HTTP / HTTPS</w:t>
             </w:r>
           </w:p>
@@ -2135,6 +2766,10 @@
           <w:p>
             <w:r/>
             <w:r>
+              <w:rPr>
+                <w:b w:val="0"/>
+                <w:i w:val="0"/>
+              </w:rPr>
               <w:t>Web pages (HTTPS = encrypted)</w:t>
             </w:r>
           </w:p>
@@ -2148,6 +2783,10 @@
           <w:p>
             <w:r/>
             <w:r>
+              <w:rPr>
+                <w:b w:val="0"/>
+                <w:i w:val="0"/>
+              </w:rPr>
               <w:t>FTP</w:t>
             </w:r>
           </w:p>
@@ -2159,6 +2798,10 @@
           <w:p>
             <w:r/>
             <w:r>
+              <w:rPr>
+                <w:b w:val="0"/>
+                <w:i w:val="0"/>
+              </w:rPr>
               <w:t>File transfer</w:t>
             </w:r>
           </w:p>
@@ -2172,6 +2815,10 @@
           <w:p>
             <w:r/>
             <w:r>
+              <w:rPr>
+                <w:b w:val="0"/>
+                <w:i w:val="0"/>
+              </w:rPr>
               <w:t>SMTP</w:t>
             </w:r>
           </w:p>
@@ -2183,6 +2830,10 @@
           <w:p>
             <w:r/>
             <w:r>
+              <w:rPr>
+                <w:b w:val="0"/>
+                <w:i w:val="0"/>
+              </w:rPr>
               <w:t>Sending email</w:t>
             </w:r>
           </w:p>
@@ -2196,6 +2847,10 @@
           <w:p>
             <w:r/>
             <w:r>
+              <w:rPr>
+                <w:b w:val="0"/>
+                <w:i w:val="0"/>
+              </w:rPr>
               <w:t>POP3 / IMAP</w:t>
             </w:r>
           </w:p>
@@ -2207,6 +2862,10 @@
           <w:p>
             <w:r/>
             <w:r>
+              <w:rPr>
+                <w:b w:val="0"/>
+                <w:i w:val="0"/>
+              </w:rPr>
               <w:t>Retrieving email</w:t>
             </w:r>
           </w:p>
@@ -2220,6 +2879,10 @@
           <w:p>
             <w:r/>
             <w:r>
+              <w:rPr>
+                <w:b w:val="0"/>
+                <w:i w:val="0"/>
+              </w:rPr>
               <w:t>TCP</w:t>
             </w:r>
           </w:p>
@@ -2231,6 +2894,10 @@
           <w:p>
             <w:r/>
             <w:r>
+              <w:rPr>
+                <w:b w:val="0"/>
+                <w:i w:val="0"/>
+              </w:rPr>
               <w:t>Reliable, ordered delivery</w:t>
             </w:r>
           </w:p>
@@ -2244,6 +2911,10 @@
           <w:p>
             <w:r/>
             <w:r>
+              <w:rPr>
+                <w:b w:val="0"/>
+                <w:i w:val="0"/>
+              </w:rPr>
               <w:t>IP</w:t>
             </w:r>
           </w:p>
@@ -2255,6 +2926,10 @@
           <w:p>
             <w:r/>
             <w:r>
+              <w:rPr>
+                <w:b w:val="0"/>
+                <w:i w:val="0"/>
+              </w:rPr>
               <w:t>Addressing &amp; routing packets</w:t>
             </w:r>
           </w:p>
@@ -2268,6 +2943,10 @@
           <w:p>
             <w:r/>
             <w:r>
+              <w:rPr>
+                <w:b w:val="0"/>
+                <w:i w:val="0"/>
+              </w:rPr>
               <w:t>DNS</w:t>
             </w:r>
           </w:p>
@@ -2279,6 +2958,10 @@
           <w:p>
             <w:r/>
             <w:r>
+              <w:rPr>
+                <w:b w:val="0"/>
+                <w:i w:val="0"/>
+              </w:rPr>
               <w:t>Domain name → IP address</w:t>
             </w:r>
           </w:p>
@@ -2295,7 +2978,11 @@
     </w:p>
     <w:p>
       <w:r>
-        <w:t>Recall these cold and you free up exam time and brainpower for the application marks that decide A vs A\*.</w:t>
+        <w:rPr>
+          <w:b w:val="0"/>
+          <w:i w:val="0"/>
+        </w:rPr>
+        <w:t>Recall these cold and you free up exam time and brainpower for the application marks that decide A vs A*.</w:t>
       </w:r>
     </w:p>
     <w:sectPr>
